--- a/template/soal-tka-matematika-sma.docx
+++ b/template/soal-tka-matematika-sma.docx
@@ -26,6 +26,31 @@
           <w:bCs/>
         </w:rPr>
         <w:t>JENJANG: SMA</w:t>
+      </w:r>
+    </w:p>
+    <w:p>
+      <w:pPr>
+        <w:pStyle w:val="Normal"/>
+        <w:rPr/>
+      </w:pPr>
+      <w:r>
+        <w:rPr>
+          <w:b/>
+          <w:bCs/>
+        </w:rPr>
+        <w:t>MAPEL: MATEMATIKA</w:t>
+      </w:r>
+    </w:p>
+    <w:p>
+      <w:pPr>
+        <w:pStyle w:val="Normal"/>
+        <w:rPr>
+          <w:b/>
+          <w:bCs/>
+        </w:rPr>
+      </w:pPr>
+      <w:r>
+        <w:rPr/>
       </w:r>
     </w:p>
     <w:p>
@@ -2675,6 +2700,7 @@
     <w:qFormat/>
     <w:pPr>
       <w:widowControl/>
+      <w:suppressAutoHyphens w:val="true"/>
       <w:bidi w:val="0"/>
       <w:spacing w:before="0" w:after="0"/>
       <w:jc w:val="left"/>
@@ -2888,6 +2914,7 @@
     <w:qFormat/>
     <w:pPr>
       <w:widowControl/>
+      <w:suppressAutoHyphens w:val="true"/>
       <w:bidi w:val="0"/>
       <w:spacing w:before="0" w:after="0"/>
       <w:jc w:val="left"/>
@@ -2908,6 +2935,7 @@
     <w:qFormat/>
     <w:pPr>
       <w:widowControl/>
+      <w:suppressAutoHyphens w:val="true"/>
       <w:bidi w:val="0"/>
       <w:spacing w:before="0" w:after="0"/>
       <w:jc w:val="left"/>
